--- a/assets/retired/telescope-setup.docx
+++ b/assets/retired/telescope-setup.docx
@@ -31,7 +31,7 @@
     <w:p>
       <w:hyperlink r:id="rId8">
         <w:r>
-          <w:t>https://wvurail.org/dspira/Telescope_Setup</w:t>
+          <w:t>https://rail.wvu.edu/dspira/Telescope_Setup</w:t>
         </w:r>
       </w:hyperlink>
     </w:p>
@@ -101,7 +101,7 @@
       </w:tabs>
     </w:pPr>
     <w:r>
-      <w:t>wvurail.org/dspira</w:t>
+      <w:t>rail.wvu.edu/dspira</w:t>
     </w:r>
     <w:r>
       <w:tab/>
